--- a/RAB-Renovasi-Kafe-Raka-vs-PT-Arunika-Kreasi.docx
+++ b/RAB-Renovasi-Kafe-Raka-vs-PT-Arunika-Kreasi.docx
@@ -67,8 +67,8 @@
           <w:left w:val="none" w:color="FFFFFF" w:sz="0"/>
           <w:bottom w:val="none" w:color="FFFFFF" w:sz="0"/>
           <w:right w:val="none" w:color="FFFFFF" w:sz="0"/>
-          <w:insideH w:val="single" w:color="auto" w:sz="4"/>
-          <w:insideV w:val="single" w:color="auto" w:sz="4"/>
+          <w:insideH w:val="none" w:color="FFFFFF" w:sz="0"/>
+          <w:insideV w:val="none" w:color="FFFFFF" w:sz="0"/>
         </w:tblBorders>
       </w:tblPr>
       <w:tblGrid>
@@ -30242,8 +30242,8 @@
           <w:left w:val="none" w:color="FFFFFF" w:sz="0"/>
           <w:bottom w:val="none" w:color="FFFFFF" w:sz="0"/>
           <w:right w:val="none" w:color="FFFFFF" w:sz="0"/>
-          <w:insideH w:val="single" w:color="auto" w:sz="4"/>
-          <w:insideV w:val="single" w:color="auto" w:sz="4"/>
+          <w:insideH w:val="none" w:color="FFFFFF" w:sz="0"/>
+          <w:insideV w:val="none" w:color="FFFFFF" w:sz="0"/>
         </w:tblBorders>
       </w:tblPr>
       <w:tblGrid>
